--- a/klagomål/A 24220-2025 FSC-klagomål.docx
+++ b/klagomål/A 24220-2025 FSC-klagomål.docx
@@ -905,7 +905,7 @@
     <w:r>
       <w:tab/>
       <w:tab/>
-      <w:t>2025-07-01</w:t>
+      <w:t>2025-07-02</w:t>
       <w:br/>
       <w:br/>
     </w:r>

--- a/klagomål/A 24220-2025 FSC-klagomål.docx
+++ b/klagomål/A 24220-2025 FSC-klagomål.docx
@@ -905,7 +905,7 @@
     <w:r>
       <w:tab/>
       <w:tab/>
-      <w:t>2025-07-02</w:t>
+      <w:t>2025-07-03</w:t>
       <w:br/>
       <w:br/>
     </w:r>

--- a/klagomål/A 24220-2025 FSC-klagomål.docx
+++ b/klagomål/A 24220-2025 FSC-klagomål.docx
@@ -905,7 +905,7 @@
     <w:r>
       <w:tab/>
       <w:tab/>
-      <w:t>2025-07-03</w:t>
+      <w:t>2025-07-04</w:t>
       <w:br/>
       <w:br/>
     </w:r>

--- a/klagomål/A 24220-2025 FSC-klagomål.docx
+++ b/klagomål/A 24220-2025 FSC-klagomål.docx
@@ -905,7 +905,7 @@
     <w:r>
       <w:tab/>
       <w:tab/>
-      <w:t>2025-07-04</w:t>
+      <w:t>2025-07-05</w:t>
       <w:br/>
       <w:br/>
     </w:r>

--- a/klagomål/A 24220-2025 FSC-klagomål.docx
+++ b/klagomål/A 24220-2025 FSC-klagomål.docx
@@ -905,7 +905,7 @@
     <w:r>
       <w:tab/>
       <w:tab/>
-      <w:t>2025-07-05</w:t>
+      <w:t>2025-07-06</w:t>
       <w:br/>
       <w:br/>
     </w:r>

--- a/klagomål/A 24220-2025 FSC-klagomål.docx
+++ b/klagomål/A 24220-2025 FSC-klagomål.docx
@@ -905,7 +905,7 @@
     <w:r>
       <w:tab/>
       <w:tab/>
-      <w:t>2025-07-06</w:t>
+      <w:t>2025-07-07</w:t>
       <w:br/>
       <w:br/>
     </w:r>

--- a/klagomål/A 24220-2025 FSC-klagomål.docx
+++ b/klagomål/A 24220-2025 FSC-klagomål.docx
@@ -905,7 +905,7 @@
     <w:r>
       <w:tab/>
       <w:tab/>
-      <w:t>2025-07-07</w:t>
+      <w:t>2025-07-08</w:t>
       <w:br/>
       <w:br/>
     </w:r>

--- a/klagomål/A 24220-2025 FSC-klagomål.docx
+++ b/klagomål/A 24220-2025 FSC-klagomål.docx
@@ -905,7 +905,7 @@
     <w:r>
       <w:tab/>
       <w:tab/>
-      <w:t>2025-07-08</w:t>
+      <w:t>2025-07-09</w:t>
       <w:br/>
       <w:br/>
     </w:r>

--- a/klagomål/A 24220-2025 FSC-klagomål.docx
+++ b/klagomål/A 24220-2025 FSC-klagomål.docx
@@ -191,7 +191,7 @@
     </w:p>
     <w:p>
       <w:r>
-        <w:t>I avverkningsanmälan har följande 1 naturvårdsarter hittats: knärot (VU, §8). Av dessa är 1 rödlistade. För rödlistade arter har rödlistekategorin angivits inom parentes. För fridlysta arter anges även paragrafen i Artskyddsförordningen som arten är fridlyst enligt.</w:t>
+        <w:t>I avverkningsanmälan har följande 3 naturvårdsarter hittats: knärot (VU, §8), garnlav (NT) och stuplav (S). Av dessa är 2 rödlistade. För rödlistade arter har rödlistekategorin angivits inom parentes. Arter som är signalarter enligt Skogsstyrelsen har markerats med (S). För fridlysta arter anges även paragrafen i Artskyddsförordningen som arten är fridlyst enligt.</w:t>
       </w:r>
     </w:p>
     <w:p>
@@ -247,6 +247,37 @@
       </w:r>
     </w:p>
     <w:p>
+      <w:r>
+        <w:rPr>
+          <w:b/>
+        </w:rPr>
+        <w:t>Garnlav (NT)</w:t>
+      </w:r>
+      <w:r>
+        <w:t xml:space="preserve"> är en utpräglad barrskogsart som ibland kan drapera träden i norrländska grannaturskogar med hög luftfuktighet. Den förekommer även i talldominerade bestånd där den, förutom i trädens grenverk, påträffas hängande över ojämnheter i tallbarken. Arten har minskat starkt i södra och mellersta Sverige och den minskar även i sitt nordliga utbredningsområde. Orsaken till tillbakagången beror främst på slutavverkningar av naturskogsartade skogar. Bestånd med riklig förekomst bör regelmässigt sparas. Garnlav är värdväxt för den mycket sällsynta och akut hotade fjärilen barrskogslavfly (CR) som hör hemma i boreala barrskogar med riklig förekomst av värdväxten. Tidigare kunde arten konstateras årligen på flera platser vid Dala-Floda i Dalarna innan lokalerna kalavverkades. Senaste fyndet i landet av barrskogslavfly är från år 2000 då den påträffades vid Högberget i Sollefteå kommun (SLU Artdatabanken, 2024).</w:t>
+      </w:r>
+    </w:p>
+    <w:p>
+      <w:r>
+        <w:rPr>
+          <w:b/>
+        </w:rPr>
+        <w:t>Stuplav</w:t>
+      </w:r>
+      <w:r>
+        <w:t xml:space="preserve"> är en mycket bra signalart i hela sitt utbredningsområde och förekommer nästan enbart i skogsmiljöer med höga naturvärden. Den indikerar långvarig förekomst av gamla lövträd och miljöer med konstant hög luftfuktighet. I skogar med suboceaniskt klimat finns det en mycket sällsynt parasit, njurlavsknapp </w:t>
+      </w:r>
+      <w:r>
+        <w:rPr>
+          <w:i/>
+        </w:rPr>
+        <w:t>Pletocarpon nephromeum</w:t>
+      </w:r>
+      <w:r>
+        <w:t xml:space="preserve"> (EN), som växer på stuplav (SLU Artdatabanken, 2024; Nitare &amp; Skogsstyrelsen, 2019).</w:t>
+      </w:r>
+    </w:p>
+    <w:p>
       <w:pPr>
         <w:pStyle w:val="Heading1"/>
       </w:pPr>
@@ -272,7 +303,7 @@
     </w:p>
     <w:p>
       <w:r>
-        <w:t>I det avverkningsanmälda området finns 1 fyndplatser för knärot registrerade på Artportalen. Figur 2 visar gränserna för buffertzoner på 50 m, som behöver lämnas kring fyndplatserna för att knärotslokalerna inte ska försvinna vid en avverkning. Av det avverkningsanmälda området överlappar 0.60 ha med buffertzonerna och får av detta skäl inte avverkas.</w:t>
+        <w:t>I det avverkningsanmälda området finns 1 fyndplatser för knärot registrerade på Artportalen. Figur 2 visar gränserna för buffertzoner på 50 m, som behöver lämnas kring fyndplatserna för att knärotslokalerna inte ska försvinna vid en avverkning. Av det avverkningsanmälda området överlappar 0.66 ha med buffertzonerna och får av detta skäl inte avverkas.</w:t>
       </w:r>
     </w:p>
     <w:p>
@@ -422,7 +453,7 @@
         <w:rPr>
           <w:i/>
         </w:rPr>
-        <w:t>I det avverkningsanmälda skogsområdet har 1 naturvårdsarter varav 1 rödlistade arter sina livsmiljöer och växtplatser.</w:t>
+        <w:t>I det avverkningsanmälda skogsområdet har 3 naturvårdsarter varav 2 rödlistade arter sina livsmiljöer och växtplatser.</w:t>
       </w:r>
     </w:p>
     <w:p>
@@ -905,7 +936,7 @@
     <w:r>
       <w:tab/>
       <w:tab/>
-      <w:t>2025-07-09</w:t>
+      <w:t>2025-07-11</w:t>
       <w:br/>
       <w:br/>
     </w:r>

--- a/klagomål/A 24220-2025 FSC-klagomål.docx
+++ b/klagomål/A 24220-2025 FSC-klagomål.docx
@@ -936,7 +936,7 @@
     <w:r>
       <w:tab/>
       <w:tab/>
-      <w:t>2025-07-11</w:t>
+      <w:t>2025-07-12</w:t>
       <w:br/>
       <w:br/>
     </w:r>

--- a/klagomål/A 24220-2025 FSC-klagomål.docx
+++ b/klagomål/A 24220-2025 FSC-klagomål.docx
@@ -936,7 +936,7 @@
     <w:r>
       <w:tab/>
       <w:tab/>
-      <w:t>2025-07-12</w:t>
+      <w:t>2025-07-13</w:t>
       <w:br/>
       <w:br/>
     </w:r>

--- a/klagomål/A 24220-2025 FSC-klagomål.docx
+++ b/klagomål/A 24220-2025 FSC-klagomål.docx
@@ -936,7 +936,7 @@
     <w:r>
       <w:tab/>
       <w:tab/>
-      <w:t>2025-07-13</w:t>
+      <w:t>2025-07-14</w:t>
       <w:br/>
       <w:br/>
     </w:r>

--- a/klagomål/A 24220-2025 FSC-klagomål.docx
+++ b/klagomål/A 24220-2025 FSC-klagomål.docx
@@ -974,7 +974,7 @@
     <w:r>
       <w:tab/>
       <w:tab/>
-      <w:t>2025-08-06</w:t>
+      <w:t>2025-08-09</w:t>
       <w:br/>
       <w:br/>
     </w:r>

--- a/klagomål/A 24220-2025 FSC-klagomål.docx
+++ b/klagomål/A 24220-2025 FSC-klagomål.docx
@@ -168,7 +168,7 @@
     </w:p>
     <w:p>
       <w:r>
-        <w:t>Detta dokument behandlar höga naturvärden i avverkningsanmälan A 24220-2025 i Mora kommun. Denna avverkningsanmälan inkom 2025-05-20 och omfattar 1,2 ha.</w:t>
+        <w:t>Detta dokument behandlar höga naturvärden i avverkningsanmälan A 24220-2025 i Mora kommun. Denna avverkningsanmälan inkom 2025-05-20 08:43:29 och omfattar 1,2 ha.</w:t>
       </w:r>
     </w:p>
     <w:p>

--- a/klagomål/A 24220-2025 FSC-klagomål.docx
+++ b/klagomål/A 24220-2025 FSC-klagomål.docx
@@ -974,7 +974,7 @@
     <w:r>
       <w:tab/>
       <w:tab/>
-      <w:t>2025-08-09</w:t>
+      <w:t>2025-08-10</w:t>
       <w:br/>
       <w:br/>
     </w:r>

--- a/klagomål/A 24220-2025 FSC-klagomål.docx
+++ b/klagomål/A 24220-2025 FSC-klagomål.docx
@@ -974,7 +974,7 @@
     <w:r>
       <w:tab/>
       <w:tab/>
-      <w:t>2025-08-10</w:t>
+      <w:t>2025-08-11</w:t>
       <w:br/>
       <w:br/>
     </w:r>

--- a/klagomål/A 24220-2025 FSC-klagomål.docx
+++ b/klagomål/A 24220-2025 FSC-klagomål.docx
@@ -974,7 +974,7 @@
     <w:r>
       <w:tab/>
       <w:tab/>
-      <w:t>2025-08-11</w:t>
+      <w:t>2025-08-12</w:t>
       <w:br/>
       <w:br/>
     </w:r>

--- a/klagomål/A 24220-2025 FSC-klagomål.docx
+++ b/klagomål/A 24220-2025 FSC-klagomål.docx
@@ -974,7 +974,7 @@
     <w:r>
       <w:tab/>
       <w:tab/>
-      <w:t>2025-08-12</w:t>
+      <w:t>2025-08-13</w:t>
       <w:br/>
       <w:br/>
     </w:r>

--- a/klagomål/A 24220-2025 FSC-klagomål.docx
+++ b/klagomål/A 24220-2025 FSC-klagomål.docx
@@ -974,7 +974,7 @@
     <w:r>
       <w:tab/>
       <w:tab/>
-      <w:t>2025-08-13</w:t>
+      <w:t>2025-08-14</w:t>
       <w:br/>
       <w:br/>
     </w:r>

--- a/klagomål/A 24220-2025 FSC-klagomål.docx
+++ b/klagomål/A 24220-2025 FSC-klagomål.docx
@@ -974,7 +974,7 @@
     <w:r>
       <w:tab/>
       <w:tab/>
-      <w:t>2025-08-14</w:t>
+      <w:t>2025-08-15</w:t>
       <w:br/>
       <w:br/>
     </w:r>

--- a/klagomål/A 24220-2025 FSC-klagomål.docx
+++ b/klagomål/A 24220-2025 FSC-klagomål.docx
@@ -974,7 +974,7 @@
     <w:r>
       <w:tab/>
       <w:tab/>
-      <w:t>2025-08-15</w:t>
+      <w:t>2025-08-16</w:t>
       <w:br/>
       <w:br/>
     </w:r>

--- a/klagomål/A 24220-2025 FSC-klagomål.docx
+++ b/klagomål/A 24220-2025 FSC-klagomål.docx
@@ -974,7 +974,7 @@
     <w:r>
       <w:tab/>
       <w:tab/>
-      <w:t>2025-08-16</w:t>
+      <w:t>2025-08-17</w:t>
       <w:br/>
       <w:br/>
     </w:r>

--- a/klagomål/A 24220-2025 FSC-klagomål.docx
+++ b/klagomål/A 24220-2025 FSC-klagomål.docx
@@ -974,7 +974,7 @@
     <w:r>
       <w:tab/>
       <w:tab/>
-      <w:t>2025-08-17</w:t>
+      <w:t>2025-08-18</w:t>
       <w:br/>
       <w:br/>
     </w:r>

--- a/klagomål/A 24220-2025 FSC-klagomål.docx
+++ b/klagomål/A 24220-2025 FSC-klagomål.docx
@@ -974,7 +974,7 @@
     <w:r>
       <w:tab/>
       <w:tab/>
-      <w:t>2025-08-18</w:t>
+      <w:t>2025-08-19</w:t>
       <w:br/>
       <w:br/>
     </w:r>

--- a/klagomål/A 24220-2025 FSC-klagomål.docx
+++ b/klagomål/A 24220-2025 FSC-klagomål.docx
@@ -974,7 +974,7 @@
     <w:r>
       <w:tab/>
       <w:tab/>
-      <w:t>2025-08-19</w:t>
+      <w:t>2025-08-20</w:t>
       <w:br/>
       <w:br/>
     </w:r>

--- a/klagomål/A 24220-2025 FSC-klagomål.docx
+++ b/klagomål/A 24220-2025 FSC-klagomål.docx
@@ -974,7 +974,7 @@
     <w:r>
       <w:tab/>
       <w:tab/>
-      <w:t>2025-08-20</w:t>
+      <w:t>2025-08-21</w:t>
       <w:br/>
       <w:br/>
     </w:r>

--- a/klagomål/A 24220-2025 FSC-klagomål.docx
+++ b/klagomål/A 24220-2025 FSC-klagomål.docx
@@ -974,7 +974,7 @@
     <w:r>
       <w:tab/>
       <w:tab/>
-      <w:t>2025-08-21</w:t>
+      <w:t>2025-08-22</w:t>
       <w:br/>
       <w:br/>
     </w:r>

--- a/klagomål/A 24220-2025 FSC-klagomål.docx
+++ b/klagomål/A 24220-2025 FSC-klagomål.docx
@@ -974,7 +974,7 @@
     <w:r>
       <w:tab/>
       <w:tab/>
-      <w:t>2025-08-22</w:t>
+      <w:t>2025-08-23</w:t>
       <w:br/>
       <w:br/>
     </w:r>

--- a/klagomål/A 24220-2025 FSC-klagomål.docx
+++ b/klagomål/A 24220-2025 FSC-klagomål.docx
@@ -974,7 +974,7 @@
     <w:r>
       <w:tab/>
       <w:tab/>
-      <w:t>2025-08-23</w:t>
+      <w:t>2025-08-24</w:t>
       <w:br/>
       <w:br/>
     </w:r>

--- a/klagomål/A 24220-2025 FSC-klagomål.docx
+++ b/klagomål/A 24220-2025 FSC-klagomål.docx
@@ -974,7 +974,7 @@
     <w:r>
       <w:tab/>
       <w:tab/>
-      <w:t>2025-08-24</w:t>
+      <w:t>2025-08-25</w:t>
       <w:br/>
       <w:br/>
     </w:r>

--- a/klagomål/A 24220-2025 FSC-klagomål.docx
+++ b/klagomål/A 24220-2025 FSC-klagomål.docx
@@ -974,7 +974,7 @@
     <w:r>
       <w:tab/>
       <w:tab/>
-      <w:t>2025-08-25</w:t>
+      <w:t>2025-08-26</w:t>
       <w:br/>
       <w:br/>
     </w:r>

--- a/klagomål/A 24220-2025 FSC-klagomål.docx
+++ b/klagomål/A 24220-2025 FSC-klagomål.docx
@@ -974,7 +974,7 @@
     <w:r>
       <w:tab/>
       <w:tab/>
-      <w:t>2025-08-26</w:t>
+      <w:t>2025-08-30</w:t>
       <w:br/>
       <w:br/>
     </w:r>

--- a/klagomål/A 24220-2025 FSC-klagomål.docx
+++ b/klagomål/A 24220-2025 FSC-klagomål.docx
@@ -974,7 +974,7 @@
     <w:r>
       <w:tab/>
       <w:tab/>
-      <w:t>2025-08-30</w:t>
+      <w:t>2025-08-31</w:t>
       <w:br/>
       <w:br/>
     </w:r>

--- a/klagomål/A 24220-2025 FSC-klagomål.docx
+++ b/klagomål/A 24220-2025 FSC-klagomål.docx
@@ -974,7 +974,7 @@
     <w:r>
       <w:tab/>
       <w:tab/>
-      <w:t>2025-08-31</w:t>
+      <w:t>2025-09-01</w:t>
       <w:br/>
       <w:br/>
     </w:r>

--- a/klagomål/A 24220-2025 FSC-klagomål.docx
+++ b/klagomål/A 24220-2025 FSC-klagomål.docx
@@ -974,7 +974,7 @@
     <w:r>
       <w:tab/>
       <w:tab/>
-      <w:t>2025-09-01</w:t>
+      <w:t>2025-09-04</w:t>
       <w:br/>
       <w:br/>
     </w:r>

--- a/klagomål/A 24220-2025 FSC-klagomål.docx
+++ b/klagomål/A 24220-2025 FSC-klagomål.docx
@@ -974,7 +974,7 @@
     <w:r>
       <w:tab/>
       <w:tab/>
-      <w:t>2025-09-04</w:t>
+      <w:t>2025-09-05</w:t>
       <w:br/>
       <w:br/>
     </w:r>

--- a/klagomål/A 24220-2025 FSC-klagomål.docx
+++ b/klagomål/A 24220-2025 FSC-klagomål.docx
@@ -974,7 +974,7 @@
     <w:r>
       <w:tab/>
       <w:tab/>
-      <w:t>2025-09-05</w:t>
+      <w:t>2025-09-07</w:t>
       <w:br/>
       <w:br/>
     </w:r>

--- a/klagomål/A 24220-2025 FSC-klagomål.docx
+++ b/klagomål/A 24220-2025 FSC-klagomål.docx
@@ -974,7 +974,7 @@
     <w:r>
       <w:tab/>
       <w:tab/>
-      <w:t>2025-09-07</w:t>
+      <w:t>2025-09-08</w:t>
       <w:br/>
       <w:br/>
     </w:r>

--- a/klagomål/A 24220-2025 FSC-klagomål.docx
+++ b/klagomål/A 24220-2025 FSC-klagomål.docx
@@ -974,7 +974,7 @@
     <w:r>
       <w:tab/>
       <w:tab/>
-      <w:t>2025-09-08</w:t>
+      <w:t>2025-09-10</w:t>
       <w:br/>
       <w:br/>
     </w:r>

--- a/klagomål/A 24220-2025 FSC-klagomål.docx
+++ b/klagomål/A 24220-2025 FSC-klagomål.docx
@@ -974,7 +974,7 @@
     <w:r>
       <w:tab/>
       <w:tab/>
-      <w:t>2025-09-10</w:t>
+      <w:t>2025-09-11</w:t>
       <w:br/>
       <w:br/>
     </w:r>

--- a/klagomål/A 24220-2025 FSC-klagomål.docx
+++ b/klagomål/A 24220-2025 FSC-klagomål.docx
@@ -974,7 +974,7 @@
     <w:r>
       <w:tab/>
       <w:tab/>
-      <w:t>2025-09-11</w:t>
+      <w:t>2025-09-12</w:t>
       <w:br/>
       <w:br/>
     </w:r>

--- a/klagomål/A 24220-2025 FSC-klagomål.docx
+++ b/klagomål/A 24220-2025 FSC-klagomål.docx
@@ -974,7 +974,7 @@
     <w:r>
       <w:tab/>
       <w:tab/>
-      <w:t>2025-09-12</w:t>
+      <w:t>2025-09-13</w:t>
       <w:br/>
       <w:br/>
     </w:r>

--- a/klagomål/A 24220-2025 FSC-klagomål.docx
+++ b/klagomål/A 24220-2025 FSC-klagomål.docx
@@ -974,7 +974,7 @@
     <w:r>
       <w:tab/>
       <w:tab/>
-      <w:t>2025-09-13</w:t>
+      <w:t>2025-09-14</w:t>
       <w:br/>
       <w:br/>
     </w:r>

--- a/klagomål/A 24220-2025 FSC-klagomål.docx
+++ b/klagomål/A 24220-2025 FSC-klagomål.docx
@@ -298,7 +298,25 @@
         <w:t>Knärot (VU, §8)</w:t>
       </w:r>
       <w:r>
-        <w:t xml:space="preserve"> är rödlistad som sårbar och fridlyst enligt 8§ artskyddsförordningen. En nyligen genomförd analys av 79 floraväktarlokaler indikerar att det behövs någonstans mellan 100 och 150 meters skyddszon för att en knärotspopulation inte ska dö ut på lång sikt (Sebestyén &amp; Sundberg, 2025). Detta ligger väl i linje med tidigare genomförda studier som visar att det krävs väl tilltagna buffertzoner för att knäroten inte ska ta skada av skogsbruksåtgärder i intilliggande skog (Johnson, 2014; Koelmeijer m.fl., 2022; Skogsstyrelsen, 2022). Arten är även känslig för gallring vilket framgår av Skogsstyrelsens egen vägledning för hänsyn till knärot (Skogsstyrelsen, 2022). För rika förekomster av knärot är reservatsbildning eller biotopskydd lämpliga åtgärder för att skydda den (SLU Artdatabanken, 2024).</w:t>
+        <w:t xml:space="preserve"> är rödlistad som sårbar och fridlyst enligt 8§ artskyddsförordningen. En nyligen genomförd analys av 79 floraväktarlokaler indikerar att det behövs någonstans mellan 100 och 150 meters skyddszon för att en knärotspopulation inte ska dö ut på lång sikt (Sebestyén &amp; Sundberg, 2025). Detta ligger väl i linje med tidigare genomförda studier som visar att det krävs väl tilltagna buffertzoner för att knäroten inte ska ta skada av skogsbruksåtgärder i intilliggande skog (Johnson, 2014; Koelmeijer m.fl., 2022; Skogsstyrelsen, 2022). Arten är även känslig för gallring vilket framgår av Skogsstyrelsens egen vägledning för hänsyn till knärot (Skogsstyrelsen, 2022). För rika förekomster av knärot är reservatsbildning eller biotopskydd lämpliga åtgärder för att skydda den. På knärot kan den sällsynta rostsvampen </w:t>
+      </w:r>
+      <w:r>
+        <w:rPr>
+          <w:i/>
+        </w:rPr>
+        <w:t>Pucciniastrum goodyerae</w:t>
+      </w:r>
+      <w:r>
+        <w:t xml:space="preserve"> påträffas. </w:t>
+      </w:r>
+      <w:r>
+        <w:rPr>
+          <w:i/>
+        </w:rPr>
+        <w:t>Pucciniastrum goodyerae</w:t>
+      </w:r>
+      <w:r>
+        <w:t xml:space="preserve"> är klassad som NE (ej bedömd) i rödlistan(SLU Artdatabanken, 2024).</w:t>
       </w:r>
     </w:p>
     <w:p>
@@ -974,7 +992,7 @@
     <w:r>
       <w:tab/>
       <w:tab/>
-      <w:t>2025-09-14</w:t>
+      <w:t>2025-09-15</w:t>
       <w:br/>
       <w:br/>
     </w:r>

--- a/klagomål/A 24220-2025 FSC-klagomål.docx
+++ b/klagomål/A 24220-2025 FSC-klagomål.docx
@@ -992,7 +992,7 @@
     <w:r>
       <w:tab/>
       <w:tab/>
-      <w:t>2025-09-15</w:t>
+      <w:t>2025-09-16</w:t>
       <w:br/>
       <w:br/>
     </w:r>

--- a/klagomål/A 24220-2025 FSC-klagomål.docx
+++ b/klagomål/A 24220-2025 FSC-klagomål.docx
@@ -992,7 +992,7 @@
     <w:r>
       <w:tab/>
       <w:tab/>
-      <w:t>2025-09-16</w:t>
+      <w:t>2025-09-17</w:t>
       <w:br/>
       <w:br/>
     </w:r>

--- a/klagomål/A 24220-2025 FSC-klagomål.docx
+++ b/klagomål/A 24220-2025 FSC-klagomål.docx
@@ -992,7 +992,7 @@
     <w:r>
       <w:tab/>
       <w:tab/>
-      <w:t>2025-09-17</w:t>
+      <w:t>2025-09-18</w:t>
       <w:br/>
       <w:br/>
     </w:r>

--- a/klagomål/A 24220-2025 FSC-klagomål.docx
+++ b/klagomål/A 24220-2025 FSC-klagomål.docx
@@ -992,7 +992,7 @@
     <w:r>
       <w:tab/>
       <w:tab/>
-      <w:t>2025-09-18</w:t>
+      <w:t>2025-09-22</w:t>
       <w:br/>
       <w:br/>
     </w:r>

--- a/klagomål/A 24220-2025 FSC-klagomål.docx
+++ b/klagomål/A 24220-2025 FSC-klagomål.docx
@@ -992,7 +992,7 @@
     <w:r>
       <w:tab/>
       <w:tab/>
-      <w:t>2025-09-22</w:t>
+      <w:t>2025-09-23</w:t>
       <w:br/>
       <w:br/>
     </w:r>

--- a/klagomål/A 24220-2025 FSC-klagomål.docx
+++ b/klagomål/A 24220-2025 FSC-klagomål.docx
@@ -992,7 +992,7 @@
     <w:r>
       <w:tab/>
       <w:tab/>
-      <w:t>2025-09-23</w:t>
+      <w:t>2025-09-24</w:t>
       <w:br/>
       <w:br/>
     </w:r>

--- a/klagomål/A 24220-2025 FSC-klagomål.docx
+++ b/klagomål/A 24220-2025 FSC-klagomål.docx
@@ -992,7 +992,7 @@
     <w:r>
       <w:tab/>
       <w:tab/>
-      <w:t>2025-09-24</w:t>
+      <w:t>2025-09-25</w:t>
       <w:br/>
       <w:br/>
     </w:r>

--- a/klagomål/A 24220-2025 FSC-klagomål.docx
+++ b/klagomål/A 24220-2025 FSC-klagomål.docx
@@ -992,7 +992,7 @@
     <w:r>
       <w:tab/>
       <w:tab/>
-      <w:t>2025-09-25</w:t>
+      <w:t>2025-09-26</w:t>
       <w:br/>
       <w:br/>
     </w:r>

--- a/klagomål/A 24220-2025 FSC-klagomål.docx
+++ b/klagomål/A 24220-2025 FSC-klagomål.docx
@@ -992,7 +992,7 @@
     <w:r>
       <w:tab/>
       <w:tab/>
-      <w:t>2025-09-26</w:t>
+      <w:t>2025-09-27</w:t>
       <w:br/>
       <w:br/>
     </w:r>

--- a/klagomål/A 24220-2025 FSC-klagomål.docx
+++ b/klagomål/A 24220-2025 FSC-klagomål.docx
@@ -992,7 +992,7 @@
     <w:r>
       <w:tab/>
       <w:tab/>
-      <w:t>2025-09-27</w:t>
+      <w:t>2025-09-28</w:t>
       <w:br/>
       <w:br/>
     </w:r>

--- a/klagomål/A 24220-2025 FSC-klagomål.docx
+++ b/klagomål/A 24220-2025 FSC-klagomål.docx
@@ -992,7 +992,7 @@
     <w:r>
       <w:tab/>
       <w:tab/>
-      <w:t>2025-09-28</w:t>
+      <w:t>2025-09-29</w:t>
       <w:br/>
       <w:br/>
     </w:r>

--- a/klagomål/A 24220-2025 FSC-klagomål.docx
+++ b/klagomål/A 24220-2025 FSC-klagomål.docx
@@ -992,7 +992,7 @@
     <w:r>
       <w:tab/>
       <w:tab/>
-      <w:t>2025-09-29</w:t>
+      <w:t>2025-09-30</w:t>
       <w:br/>
       <w:br/>
     </w:r>

--- a/klagomål/A 24220-2025 FSC-klagomål.docx
+++ b/klagomål/A 24220-2025 FSC-klagomål.docx
@@ -992,7 +992,7 @@
     <w:r>
       <w:tab/>
       <w:tab/>
-      <w:t>2025-09-30</w:t>
+      <w:t>2025-10-01</w:t>
       <w:br/>
       <w:br/>
     </w:r>

--- a/klagomål/A 24220-2025 FSC-klagomål.docx
+++ b/klagomål/A 24220-2025 FSC-klagomål.docx
@@ -992,7 +992,7 @@
     <w:r>
       <w:tab/>
       <w:tab/>
-      <w:t>2025-10-01</w:t>
+      <w:t>2025-10-02</w:t>
       <w:br/>
       <w:br/>
     </w:r>

--- a/klagomål/A 24220-2025 FSC-klagomål.docx
+++ b/klagomål/A 24220-2025 FSC-klagomål.docx
@@ -992,7 +992,7 @@
     <w:r>
       <w:tab/>
       <w:tab/>
-      <w:t>2025-10-02</w:t>
+      <w:t>2025-10-03</w:t>
       <w:br/>
       <w:br/>
     </w:r>

--- a/klagomål/A 24220-2025 FSC-klagomål.docx
+++ b/klagomål/A 24220-2025 FSC-klagomål.docx
@@ -992,7 +992,7 @@
     <w:r>
       <w:tab/>
       <w:tab/>
-      <w:t>2025-10-03</w:t>
+      <w:t>2025-10-04</w:t>
       <w:br/>
       <w:br/>
     </w:r>

--- a/klagomål/A 24220-2025 FSC-klagomål.docx
+++ b/klagomål/A 24220-2025 FSC-klagomål.docx
@@ -992,7 +992,7 @@
     <w:r>
       <w:tab/>
       <w:tab/>
-      <w:t>2025-10-04</w:t>
+      <w:t>2025-10-05</w:t>
       <w:br/>
       <w:br/>
     </w:r>

--- a/klagomål/A 24220-2025 FSC-klagomål.docx
+++ b/klagomål/A 24220-2025 FSC-klagomål.docx
@@ -992,7 +992,7 @@
     <w:r>
       <w:tab/>
       <w:tab/>
-      <w:t>2025-10-05</w:t>
+      <w:t>2025-10-06</w:t>
       <w:br/>
       <w:br/>
     </w:r>

--- a/klagomål/A 24220-2025 FSC-klagomål.docx
+++ b/klagomål/A 24220-2025 FSC-klagomål.docx
@@ -992,7 +992,7 @@
     <w:r>
       <w:tab/>
       <w:tab/>
-      <w:t>2025-10-06</w:t>
+      <w:t>2025-10-07</w:t>
       <w:br/>
       <w:br/>
     </w:r>

--- a/klagomål/A 24220-2025 FSC-klagomål.docx
+++ b/klagomål/A 24220-2025 FSC-klagomål.docx
@@ -992,7 +992,7 @@
     <w:r>
       <w:tab/>
       <w:tab/>
-      <w:t>2025-10-07</w:t>
+      <w:t>2025-10-08</w:t>
       <w:br/>
       <w:br/>
     </w:r>

--- a/klagomål/A 24220-2025 FSC-klagomål.docx
+++ b/klagomål/A 24220-2025 FSC-klagomål.docx
@@ -992,7 +992,7 @@
     <w:r>
       <w:tab/>
       <w:tab/>
-      <w:t>2025-10-08</w:t>
+      <w:t>2025-10-09</w:t>
       <w:br/>
       <w:br/>
     </w:r>

--- a/klagomål/A 24220-2025 FSC-klagomål.docx
+++ b/klagomål/A 24220-2025 FSC-klagomål.docx
@@ -992,7 +992,7 @@
     <w:r>
       <w:tab/>
       <w:tab/>
-      <w:t>2025-10-09</w:t>
+      <w:t>2025-10-10</w:t>
       <w:br/>
       <w:br/>
     </w:r>

--- a/klagomål/A 24220-2025 FSC-klagomål.docx
+++ b/klagomål/A 24220-2025 FSC-klagomål.docx
@@ -992,7 +992,7 @@
     <w:r>
       <w:tab/>
       <w:tab/>
-      <w:t>2025-10-10</w:t>
+      <w:t>2025-10-11</w:t>
       <w:br/>
       <w:br/>
     </w:r>
